--- a/Bddd-Jhn/D602-1Jn.docx
+++ b/Bddd-Jhn/D602-1Jn.docx
@@ -13,7 +13,7 @@
           <w:color w:val="C00000"/>
           <w:sz w:val="32"/>
           <w:szCs w:val="32"/>
-          <w:lang w:eastAsia="en-GB" w:bidi="he-IL"/>
+          <w:lang w:val="en-GB"/>
         </w:rPr>
       </w:pPr>
       <w:r>
@@ -32,7 +32,7 @@
           <w:sz w:val="32"/>
           <w:szCs w:val="32"/>
         </w:rPr>
-        <w:t>Посла́нїе Пе́рвое</w:t>
+        <w:t>п</w:t>
       </w:r>
       <w:r>
         <w:rPr>
@@ -41,7 +41,7 @@
           <w:sz w:val="32"/>
           <w:szCs w:val="32"/>
         </w:rPr>
-        <w:br/>
+        <w:t xml:space="preserve">осла́нїе </w:t>
       </w:r>
       <w:r>
         <w:rPr>
@@ -50,7 +50,35 @@
           <w:sz w:val="32"/>
           <w:szCs w:val="32"/>
         </w:rPr>
-        <w:t>С</w:t>
+        <w:t>п</w:t>
+      </w:r>
+      <w:r>
+        <w:rPr>
+          <w:rFonts w:ascii="Pochaevsk" w:hAnsi="Pochaevsk"/>
+          <w:color w:val="C00000"/>
+          <w:sz w:val="32"/>
+          <w:szCs w:val="32"/>
+        </w:rPr>
+        <w:t>е́рвое</w:t>
+      </w:r>
+      <w:r>
+        <w:rPr>
+          <w:rFonts w:ascii="Pochaevsk" w:hAnsi="Pochaevsk"/>
+          <w:color w:val="C00000"/>
+          <w:sz w:val="32"/>
+          <w:szCs w:val="32"/>
+          <w:lang w:val="en-GB"/>
+        </w:rPr>
+        <w:t xml:space="preserve"> </w:t>
+      </w:r>
+      <w:r>
+        <w:rPr>
+          <w:rFonts w:ascii="Pochaevsk" w:hAnsi="Pochaevsk"/>
+          <w:color w:val="C00000"/>
+          <w:sz w:val="32"/>
+          <w:szCs w:val="32"/>
+        </w:rPr>
+        <w:t>с</w:t>
       </w:r>
       <w:r>
         <w:rPr>
@@ -95,7 +123,7 @@
           <w:sz w:val="32"/>
           <w:szCs w:val="32"/>
         </w:rPr>
-        <w:t>І҆</w:t>
+        <w:t>і҆</w:t>
       </w:r>
       <w:r>
         <w:rPr>
@@ -140,7 +168,7 @@
           <w:sz w:val="32"/>
           <w:szCs w:val="32"/>
         </w:rPr>
-        <w:t>Б</w:t>
+        <w:t>б</w:t>
       </w:r>
       <w:r>
         <w:rPr>
@@ -6297,7 +6325,491 @@
           <w:rFonts w:ascii="Pochaevsk" w:hAnsi="Pochaevsk"/>
           <w:color w:val="202122"/>
         </w:rPr>
-        <w:t xml:space="preserve"> Писа́хъ ва́мъ, </w:t>
+        <w:t xml:space="preserve"> Писа́хъ ва́мъ, ѻ҆тцы̀, </w:t>
+      </w:r>
+      <w:r>
+        <w:rPr>
+          <w:rFonts w:ascii="Pochaevsk" w:hAnsi="Pochaevsk" w:cs="Segoe UI"/>
+          <w:color w:val="202122"/>
+        </w:rPr>
+        <w:t>ꙗ</w:t>
+      </w:r>
+      <w:r>
+        <w:rPr>
+          <w:rFonts w:ascii="Pochaevsk" w:hAnsi="Pochaevsk" w:cs="Cambria"/>
+          <w:color w:val="202122"/>
+        </w:rPr>
+        <w:t>҆</w:t>
+      </w:r>
+      <w:r>
+        <w:rPr>
+          <w:rFonts w:ascii="Pochaevsk" w:hAnsi="Pochaevsk"/>
+          <w:color w:val="202122"/>
+        </w:rPr>
+        <w:t>́</w:t>
+      </w:r>
+      <w:r>
+        <w:rPr>
+          <w:rFonts w:ascii="Pochaevsk" w:hAnsi="Pochaevsk" w:cs="Cambria"/>
+          <w:color w:val="202122"/>
+        </w:rPr>
+        <w:t>кѡ</w:t>
+      </w:r>
+      <w:r>
+        <w:rPr>
+          <w:rFonts w:ascii="Pochaevsk" w:hAnsi="Pochaevsk"/>
+          <w:color w:val="202122"/>
+        </w:rPr>
+        <w:t xml:space="preserve"> </w:t>
+      </w:r>
+      <w:r>
+        <w:rPr>
+          <w:rFonts w:ascii="Pochaevsk" w:hAnsi="Pochaevsk" w:cs="Cambria"/>
+          <w:color w:val="202122"/>
+        </w:rPr>
+        <w:t>позна</w:t>
+      </w:r>
+      <w:r>
+        <w:rPr>
+          <w:rFonts w:ascii="Pochaevsk" w:hAnsi="Pochaevsk"/>
+          <w:color w:val="202122"/>
+        </w:rPr>
+        <w:t>́</w:t>
+      </w:r>
+      <w:r>
+        <w:rPr>
+          <w:rFonts w:ascii="Pochaevsk" w:hAnsi="Pochaevsk" w:cs="Cambria"/>
+          <w:color w:val="202122"/>
+        </w:rPr>
+        <w:t>сте</w:t>
+      </w:r>
+      <w:r>
+        <w:rPr>
+          <w:rFonts w:ascii="Pochaevsk" w:hAnsi="Pochaevsk"/>
+          <w:color w:val="202122"/>
+        </w:rPr>
+        <w:t xml:space="preserve"> </w:t>
+      </w:r>
+      <w:r>
+        <w:rPr>
+          <w:rFonts w:ascii="Pochaevsk" w:hAnsi="Pochaevsk" w:cs="Cambria"/>
+          <w:color w:val="202122"/>
+        </w:rPr>
+        <w:t>и҆ско</w:t>
+      </w:r>
+      <w:r>
+        <w:rPr>
+          <w:rFonts w:ascii="Pochaevsk" w:hAnsi="Pochaevsk"/>
+          <w:color w:val="202122"/>
+        </w:rPr>
+        <w:t>́</w:t>
+      </w:r>
+      <w:r>
+        <w:rPr>
+          <w:rFonts w:ascii="Pochaevsk" w:hAnsi="Pochaevsk" w:cs="Cambria"/>
+          <w:color w:val="202122"/>
+        </w:rPr>
+        <w:t>ннаго</w:t>
+      </w:r>
+      <w:r>
+        <w:rPr>
+          <w:rFonts w:ascii="Pochaevsk" w:hAnsi="Pochaevsk"/>
+          <w:color w:val="202122"/>
+        </w:rPr>
+        <w:t xml:space="preserve">: </w:t>
+      </w:r>
+      <w:r>
+        <w:rPr>
+          <w:rFonts w:ascii="Pochaevsk" w:hAnsi="Pochaevsk" w:cs="Cambria"/>
+          <w:color w:val="202122"/>
+        </w:rPr>
+        <w:t>писа</w:t>
+      </w:r>
+      <w:r>
+        <w:rPr>
+          <w:rFonts w:ascii="Pochaevsk" w:hAnsi="Pochaevsk"/>
+          <w:color w:val="202122"/>
+        </w:rPr>
+        <w:t>́</w:t>
+      </w:r>
+      <w:r>
+        <w:rPr>
+          <w:rFonts w:ascii="Pochaevsk" w:hAnsi="Pochaevsk" w:cs="Cambria"/>
+          <w:color w:val="202122"/>
+        </w:rPr>
+        <w:t>хъ</w:t>
+      </w:r>
+      <w:r>
+        <w:rPr>
+          <w:rFonts w:ascii="Pochaevsk" w:hAnsi="Pochaevsk"/>
+          <w:color w:val="202122"/>
+        </w:rPr>
+        <w:t xml:space="preserve"> </w:t>
+      </w:r>
+      <w:r>
+        <w:rPr>
+          <w:rFonts w:ascii="Pochaevsk" w:hAnsi="Pochaevsk" w:cs="Cambria"/>
+          <w:color w:val="202122"/>
+        </w:rPr>
+        <w:t>ва</w:t>
+      </w:r>
+      <w:r>
+        <w:rPr>
+          <w:rFonts w:ascii="Pochaevsk" w:hAnsi="Pochaevsk"/>
+          <w:color w:val="202122"/>
+        </w:rPr>
+        <w:t>́</w:t>
+      </w:r>
+      <w:r>
+        <w:rPr>
+          <w:rFonts w:ascii="Pochaevsk" w:hAnsi="Pochaevsk" w:cs="Cambria"/>
+          <w:color w:val="202122"/>
+        </w:rPr>
+        <w:t>мъ</w:t>
+      </w:r>
+      <w:r>
+        <w:rPr>
+          <w:rFonts w:ascii="Pochaevsk" w:hAnsi="Pochaevsk"/>
+          <w:color w:val="202122"/>
+        </w:rPr>
+        <w:t xml:space="preserve">, </w:t>
+      </w:r>
+      <w:r>
+        <w:rPr>
+          <w:rFonts w:ascii="Pochaevsk" w:hAnsi="Pochaevsk" w:cs="Cambria"/>
+          <w:color w:val="202122"/>
+        </w:rPr>
+        <w:t>ю҆</w:t>
+      </w:r>
+      <w:r>
+        <w:rPr>
+          <w:rFonts w:ascii="Pochaevsk" w:hAnsi="Pochaevsk"/>
+          <w:color w:val="202122"/>
+        </w:rPr>
+        <w:t>́</w:t>
+      </w:r>
+      <w:r>
+        <w:rPr>
+          <w:rFonts w:ascii="Pochaevsk" w:hAnsi="Pochaevsk" w:cs="Cambria"/>
+          <w:color w:val="202122"/>
+        </w:rPr>
+        <w:t>нѡши</w:t>
+      </w:r>
+      <w:r>
+        <w:rPr>
+          <w:rFonts w:ascii="Pochaevsk" w:hAnsi="Pochaevsk"/>
+          <w:color w:val="202122"/>
+        </w:rPr>
+        <w:t xml:space="preserve">, </w:t>
+      </w:r>
+      <w:r>
+        <w:rPr>
+          <w:rFonts w:ascii="Pochaevsk" w:hAnsi="Pochaevsk" w:cs="Segoe UI"/>
+          <w:color w:val="202122"/>
+        </w:rPr>
+        <w:t>ꙗ</w:t>
+      </w:r>
+      <w:r>
+        <w:rPr>
+          <w:rFonts w:ascii="Pochaevsk" w:hAnsi="Pochaevsk" w:cs="Cambria"/>
+          <w:color w:val="202122"/>
+        </w:rPr>
+        <w:t>҆</w:t>
+      </w:r>
+      <w:r>
+        <w:rPr>
+          <w:rFonts w:ascii="Pochaevsk" w:hAnsi="Pochaevsk"/>
+          <w:color w:val="202122"/>
+        </w:rPr>
+        <w:t>́</w:t>
+      </w:r>
+      <w:r>
+        <w:rPr>
+          <w:rFonts w:ascii="Pochaevsk" w:hAnsi="Pochaevsk" w:cs="Cambria"/>
+          <w:color w:val="202122"/>
+        </w:rPr>
+        <w:t>кѡ</w:t>
+      </w:r>
+      <w:r>
+        <w:rPr>
+          <w:rFonts w:ascii="Pochaevsk" w:hAnsi="Pochaevsk"/>
+          <w:color w:val="202122"/>
+        </w:rPr>
+        <w:t xml:space="preserve"> </w:t>
+      </w:r>
+      <w:r>
+        <w:rPr>
+          <w:rFonts w:ascii="Pochaevsk" w:hAnsi="Pochaevsk" w:cs="Cambria"/>
+          <w:color w:val="202122"/>
+        </w:rPr>
+        <w:t>крѣ</w:t>
+      </w:r>
+      <w:r>
+        <w:rPr>
+          <w:rFonts w:ascii="Pochaevsk" w:hAnsi="Pochaevsk"/>
+          <w:color w:val="202122"/>
+        </w:rPr>
+        <w:t>́</w:t>
+      </w:r>
+      <w:r>
+        <w:rPr>
+          <w:rFonts w:ascii="Pochaevsk" w:hAnsi="Pochaevsk" w:cs="Cambria"/>
+          <w:color w:val="202122"/>
+        </w:rPr>
+        <w:t>пцы</w:t>
+      </w:r>
+      <w:r>
+        <w:rPr>
+          <w:rFonts w:ascii="Pochaevsk" w:hAnsi="Pochaevsk"/>
+          <w:color w:val="202122"/>
+        </w:rPr>
+        <w:t xml:space="preserve"> </w:t>
+      </w:r>
+      <w:r>
+        <w:rPr>
+          <w:rFonts w:ascii="Pochaevsk" w:hAnsi="Pochaevsk" w:cs="Cambria"/>
+          <w:color w:val="202122"/>
+        </w:rPr>
+        <w:t>є҆стѐ</w:t>
+      </w:r>
+      <w:r>
+        <w:rPr>
+          <w:rFonts w:ascii="Pochaevsk" w:hAnsi="Pochaevsk"/>
+          <w:color w:val="202122"/>
+        </w:rPr>
+        <w:t xml:space="preserve">, </w:t>
+      </w:r>
+      <w:r>
+        <w:rPr>
+          <w:rFonts w:ascii="Pochaevsk" w:hAnsi="Pochaevsk" w:cs="Cambria"/>
+          <w:color w:val="202122"/>
+        </w:rPr>
+        <w:t>и҆</w:t>
+      </w:r>
+      <w:r>
+        <w:rPr>
+          <w:rFonts w:ascii="Pochaevsk" w:hAnsi="Pochaevsk"/>
+          <w:color w:val="202122"/>
+        </w:rPr>
+        <w:t xml:space="preserve"> </w:t>
+      </w:r>
+      <w:r>
+        <w:rPr>
+          <w:rFonts w:ascii="Pochaevsk" w:hAnsi="Pochaevsk" w:cs="Cambria"/>
+          <w:color w:val="202122"/>
+        </w:rPr>
+        <w:t>сло</w:t>
+      </w:r>
+      <w:r>
+        <w:rPr>
+          <w:rFonts w:ascii="Pochaevsk" w:hAnsi="Pochaevsk"/>
+          <w:color w:val="202122"/>
+        </w:rPr>
+        <w:t>́</w:t>
+      </w:r>
+      <w:r>
+        <w:rPr>
+          <w:rFonts w:ascii="Pochaevsk" w:hAnsi="Pochaevsk" w:cs="Cambria"/>
+          <w:color w:val="202122"/>
+        </w:rPr>
+        <w:t>во</w:t>
+      </w:r>
+      <w:r>
+        <w:rPr>
+          <w:rFonts w:ascii="Pochaevsk" w:hAnsi="Pochaevsk"/>
+          <w:color w:val="202122"/>
+        </w:rPr>
+        <w:t xml:space="preserve"> </w:t>
+      </w:r>
+      <w:r>
+        <w:rPr>
+          <w:rFonts w:ascii="Pochaevsk" w:hAnsi="Pochaevsk" w:cs="Cambria"/>
+          <w:color w:val="202122"/>
+        </w:rPr>
+        <w:t>бж҃їе</w:t>
+      </w:r>
+      <w:r>
+        <w:rPr>
+          <w:rFonts w:ascii="Pochaevsk" w:hAnsi="Pochaevsk"/>
+          <w:color w:val="202122"/>
+        </w:rPr>
+        <w:t xml:space="preserve"> </w:t>
+      </w:r>
+      <w:r>
+        <w:rPr>
+          <w:rFonts w:ascii="Pochaevsk" w:hAnsi="Pochaevsk" w:cs="Cambria"/>
+          <w:color w:val="202122"/>
+        </w:rPr>
+        <w:t>въ</w:t>
+      </w:r>
+      <w:r>
+        <w:rPr>
+          <w:rFonts w:ascii="Pochaevsk" w:hAnsi="Pochaevsk"/>
+          <w:color w:val="202122"/>
+        </w:rPr>
+        <w:t xml:space="preserve"> </w:t>
+      </w:r>
+      <w:r>
+        <w:rPr>
+          <w:rFonts w:ascii="Pochaevsk" w:hAnsi="Pochaevsk" w:cs="Cambria"/>
+          <w:color w:val="202122"/>
+        </w:rPr>
+        <w:t>ва</w:t>
+      </w:r>
+      <w:r>
+        <w:rPr>
+          <w:rFonts w:ascii="Pochaevsk" w:hAnsi="Pochaevsk"/>
+          <w:color w:val="202122"/>
+        </w:rPr>
+        <w:t>́</w:t>
+      </w:r>
+      <w:r>
+        <w:rPr>
+          <w:rFonts w:ascii="Pochaevsk" w:hAnsi="Pochaevsk" w:cs="Cambria"/>
+          <w:color w:val="202122"/>
+        </w:rPr>
+        <w:t>съ</w:t>
+      </w:r>
+      <w:r>
+        <w:rPr>
+          <w:rFonts w:ascii="Pochaevsk" w:hAnsi="Pochaevsk"/>
+          <w:color w:val="202122"/>
+        </w:rPr>
+        <w:t xml:space="preserve"> </w:t>
+      </w:r>
+      <w:r>
+        <w:rPr>
+          <w:rFonts w:ascii="Pochaevsk" w:hAnsi="Pochaevsk" w:cs="Cambria"/>
+          <w:color w:val="202122"/>
+        </w:rPr>
+        <w:t>пребыва</w:t>
+      </w:r>
+      <w:r>
+        <w:rPr>
+          <w:rFonts w:ascii="Pochaevsk" w:hAnsi="Pochaevsk"/>
+          <w:color w:val="202122"/>
+        </w:rPr>
+        <w:t>́</w:t>
+      </w:r>
+      <w:r>
+        <w:rPr>
+          <w:rFonts w:ascii="Pochaevsk" w:hAnsi="Pochaevsk" w:cs="Cambria"/>
+          <w:color w:val="202122"/>
+        </w:rPr>
+        <w:t>етъ</w:t>
+      </w:r>
+      <w:r>
+        <w:rPr>
+          <w:rFonts w:ascii="Pochaevsk" w:hAnsi="Pochaevsk"/>
+          <w:color w:val="202122"/>
+        </w:rPr>
+        <w:t xml:space="preserve">, </w:t>
+      </w:r>
+      <w:r>
+        <w:rPr>
+          <w:rFonts w:ascii="Pochaevsk" w:hAnsi="Pochaevsk" w:cs="Cambria"/>
+          <w:color w:val="202122"/>
+        </w:rPr>
+        <w:t>и҆</w:t>
+      </w:r>
+      <w:r>
+        <w:rPr>
+          <w:rFonts w:ascii="Pochaevsk" w:hAnsi="Pochaevsk"/>
+          <w:color w:val="202122"/>
+        </w:rPr>
+        <w:t xml:space="preserve"> </w:t>
+      </w:r>
+      <w:r>
+        <w:rPr>
+          <w:rFonts w:ascii="Pochaevsk" w:hAnsi="Pochaevsk" w:cs="Cambria"/>
+          <w:color w:val="202122"/>
+        </w:rPr>
+        <w:t>побѣди</w:t>
+      </w:r>
+      <w:r>
+        <w:rPr>
+          <w:rFonts w:ascii="Pochaevsk" w:hAnsi="Pochaevsk"/>
+          <w:color w:val="202122"/>
+        </w:rPr>
+        <w:t>́</w:t>
+      </w:r>
+      <w:r>
+        <w:rPr>
+          <w:rFonts w:ascii="Pochaevsk" w:hAnsi="Pochaevsk" w:cs="Cambria"/>
+          <w:color w:val="202122"/>
+        </w:rPr>
+        <w:t>сте</w:t>
+      </w:r>
+      <w:r>
+        <w:rPr>
+          <w:rFonts w:ascii="Pochaevsk" w:hAnsi="Pochaevsk"/>
+          <w:color w:val="202122"/>
+        </w:rPr>
+        <w:t xml:space="preserve"> </w:t>
+      </w:r>
+      <w:r>
+        <w:rPr>
+          <w:rFonts w:ascii="Pochaevsk" w:hAnsi="Pochaevsk" w:cs="Cambria"/>
+          <w:color w:val="202122"/>
+        </w:rPr>
+        <w:t>л</w:t>
+      </w:r>
+      <w:r>
+        <w:rPr>
+          <w:rFonts w:ascii="Pochaevsk" w:hAnsi="Pochaevsk" w:cs="Segoe UI"/>
+          <w:color w:val="202122"/>
+        </w:rPr>
+        <w:t>ꙋ</w:t>
+      </w:r>
+      <w:r>
+        <w:rPr>
+          <w:rFonts w:ascii="Pochaevsk" w:hAnsi="Pochaevsk" w:cs="Cambria"/>
+          <w:color w:val="202122"/>
+        </w:rPr>
+        <w:t>ка</w:t>
+      </w:r>
+      <w:r>
+        <w:rPr>
+          <w:rFonts w:ascii="Pochaevsk" w:hAnsi="Pochaevsk"/>
+          <w:color w:val="202122"/>
+        </w:rPr>
+        <w:t>́</w:t>
+      </w:r>
+      <w:r>
+        <w:rPr>
+          <w:rFonts w:ascii="Pochaevsk" w:hAnsi="Pochaevsk" w:cs="Cambria"/>
+          <w:color w:val="202122"/>
+        </w:rPr>
+        <w:t>ваго</w:t>
+      </w:r>
+      <w:r>
+        <w:rPr>
+          <w:rFonts w:ascii="Pochaevsk" w:hAnsi="Pochaevsk"/>
+          <w:color w:val="202122"/>
+        </w:rPr>
+        <w:t>.</w:t>
+      </w:r>
+      <w:r>
+        <w:rPr>
+          <w:rFonts w:ascii="Pochaevsk" w:hAnsi="Pochaevsk" w:cs="Cambria"/>
+          <w:color w:val="202122"/>
+        </w:rPr>
+        <w:t> </w:t>
+      </w:r>
+      <w:r>
+        <w:rPr>
+          <w:rStyle w:val="smaller"/>
+          <w:rFonts w:ascii="Pochaevsk" w:hAnsi="Pochaevsk"/>
+          <w:color w:val="B22222"/>
+        </w:rPr>
+        <w:t>є҃і</w:t>
+      </w:r>
+      <w:r>
+        <w:rPr>
+          <w:rFonts w:ascii="Pochaevsk" w:hAnsi="Pochaevsk"/>
+          <w:color w:val="202122"/>
+        </w:rPr>
+        <w:t xml:space="preserve"> Не </w:t>
       </w:r>
       <w:r>
         <w:rPr>
@@ -6305,491 +6817,7 @@
           <w:color w:val="202122"/>
         </w:rPr>
         <w:lastRenderedPageBreak/>
-        <w:t xml:space="preserve">ѻ҆тцы̀, </w:t>
-      </w:r>
-      <w:r>
-        <w:rPr>
-          <w:rFonts w:ascii="Pochaevsk" w:hAnsi="Pochaevsk" w:cs="Segoe UI"/>
-          <w:color w:val="202122"/>
-        </w:rPr>
-        <w:t>ꙗ</w:t>
-      </w:r>
-      <w:r>
-        <w:rPr>
-          <w:rFonts w:ascii="Pochaevsk" w:hAnsi="Pochaevsk" w:cs="Cambria"/>
-          <w:color w:val="202122"/>
-        </w:rPr>
-        <w:t>҆</w:t>
-      </w:r>
-      <w:r>
-        <w:rPr>
-          <w:rFonts w:ascii="Pochaevsk" w:hAnsi="Pochaevsk"/>
-          <w:color w:val="202122"/>
-        </w:rPr>
-        <w:t>́</w:t>
-      </w:r>
-      <w:r>
-        <w:rPr>
-          <w:rFonts w:ascii="Pochaevsk" w:hAnsi="Pochaevsk" w:cs="Cambria"/>
-          <w:color w:val="202122"/>
-        </w:rPr>
-        <w:t>кѡ</w:t>
-      </w:r>
-      <w:r>
-        <w:rPr>
-          <w:rFonts w:ascii="Pochaevsk" w:hAnsi="Pochaevsk"/>
-          <w:color w:val="202122"/>
-        </w:rPr>
-        <w:t xml:space="preserve"> </w:t>
-      </w:r>
-      <w:r>
-        <w:rPr>
-          <w:rFonts w:ascii="Pochaevsk" w:hAnsi="Pochaevsk" w:cs="Cambria"/>
-          <w:color w:val="202122"/>
-        </w:rPr>
-        <w:t>позна</w:t>
-      </w:r>
-      <w:r>
-        <w:rPr>
-          <w:rFonts w:ascii="Pochaevsk" w:hAnsi="Pochaevsk"/>
-          <w:color w:val="202122"/>
-        </w:rPr>
-        <w:t>́</w:t>
-      </w:r>
-      <w:r>
-        <w:rPr>
-          <w:rFonts w:ascii="Pochaevsk" w:hAnsi="Pochaevsk" w:cs="Cambria"/>
-          <w:color w:val="202122"/>
-        </w:rPr>
-        <w:t>сте</w:t>
-      </w:r>
-      <w:r>
-        <w:rPr>
-          <w:rFonts w:ascii="Pochaevsk" w:hAnsi="Pochaevsk"/>
-          <w:color w:val="202122"/>
-        </w:rPr>
-        <w:t xml:space="preserve"> </w:t>
-      </w:r>
-      <w:r>
-        <w:rPr>
-          <w:rFonts w:ascii="Pochaevsk" w:hAnsi="Pochaevsk" w:cs="Cambria"/>
-          <w:color w:val="202122"/>
-        </w:rPr>
-        <w:t>и҆ско</w:t>
-      </w:r>
-      <w:r>
-        <w:rPr>
-          <w:rFonts w:ascii="Pochaevsk" w:hAnsi="Pochaevsk"/>
-          <w:color w:val="202122"/>
-        </w:rPr>
-        <w:t>́</w:t>
-      </w:r>
-      <w:r>
-        <w:rPr>
-          <w:rFonts w:ascii="Pochaevsk" w:hAnsi="Pochaevsk" w:cs="Cambria"/>
-          <w:color w:val="202122"/>
-        </w:rPr>
-        <w:t>ннаго</w:t>
-      </w:r>
-      <w:r>
-        <w:rPr>
-          <w:rFonts w:ascii="Pochaevsk" w:hAnsi="Pochaevsk"/>
-          <w:color w:val="202122"/>
-        </w:rPr>
-        <w:t xml:space="preserve">: </w:t>
-      </w:r>
-      <w:r>
-        <w:rPr>
-          <w:rFonts w:ascii="Pochaevsk" w:hAnsi="Pochaevsk" w:cs="Cambria"/>
-          <w:color w:val="202122"/>
-        </w:rPr>
-        <w:t>писа</w:t>
-      </w:r>
-      <w:r>
-        <w:rPr>
-          <w:rFonts w:ascii="Pochaevsk" w:hAnsi="Pochaevsk"/>
-          <w:color w:val="202122"/>
-        </w:rPr>
-        <w:t>́</w:t>
-      </w:r>
-      <w:r>
-        <w:rPr>
-          <w:rFonts w:ascii="Pochaevsk" w:hAnsi="Pochaevsk" w:cs="Cambria"/>
-          <w:color w:val="202122"/>
-        </w:rPr>
-        <w:t>хъ</w:t>
-      </w:r>
-      <w:r>
-        <w:rPr>
-          <w:rFonts w:ascii="Pochaevsk" w:hAnsi="Pochaevsk"/>
-          <w:color w:val="202122"/>
-        </w:rPr>
-        <w:t xml:space="preserve"> </w:t>
-      </w:r>
-      <w:r>
-        <w:rPr>
-          <w:rFonts w:ascii="Pochaevsk" w:hAnsi="Pochaevsk" w:cs="Cambria"/>
-          <w:color w:val="202122"/>
-        </w:rPr>
-        <w:t>ва</w:t>
-      </w:r>
-      <w:r>
-        <w:rPr>
-          <w:rFonts w:ascii="Pochaevsk" w:hAnsi="Pochaevsk"/>
-          <w:color w:val="202122"/>
-        </w:rPr>
-        <w:t>́</w:t>
-      </w:r>
-      <w:r>
-        <w:rPr>
-          <w:rFonts w:ascii="Pochaevsk" w:hAnsi="Pochaevsk" w:cs="Cambria"/>
-          <w:color w:val="202122"/>
-        </w:rPr>
-        <w:t>мъ</w:t>
-      </w:r>
-      <w:r>
-        <w:rPr>
-          <w:rFonts w:ascii="Pochaevsk" w:hAnsi="Pochaevsk"/>
-          <w:color w:val="202122"/>
-        </w:rPr>
-        <w:t xml:space="preserve">, </w:t>
-      </w:r>
-      <w:r>
-        <w:rPr>
-          <w:rFonts w:ascii="Pochaevsk" w:hAnsi="Pochaevsk" w:cs="Cambria"/>
-          <w:color w:val="202122"/>
-        </w:rPr>
-        <w:t>ю҆</w:t>
-      </w:r>
-      <w:r>
-        <w:rPr>
-          <w:rFonts w:ascii="Pochaevsk" w:hAnsi="Pochaevsk"/>
-          <w:color w:val="202122"/>
-        </w:rPr>
-        <w:t>́</w:t>
-      </w:r>
-      <w:r>
-        <w:rPr>
-          <w:rFonts w:ascii="Pochaevsk" w:hAnsi="Pochaevsk" w:cs="Cambria"/>
-          <w:color w:val="202122"/>
-        </w:rPr>
-        <w:t>нѡши</w:t>
-      </w:r>
-      <w:r>
-        <w:rPr>
-          <w:rFonts w:ascii="Pochaevsk" w:hAnsi="Pochaevsk"/>
-          <w:color w:val="202122"/>
-        </w:rPr>
-        <w:t xml:space="preserve">, </w:t>
-      </w:r>
-      <w:r>
-        <w:rPr>
-          <w:rFonts w:ascii="Pochaevsk" w:hAnsi="Pochaevsk" w:cs="Segoe UI"/>
-          <w:color w:val="202122"/>
-        </w:rPr>
-        <w:t>ꙗ</w:t>
-      </w:r>
-      <w:r>
-        <w:rPr>
-          <w:rFonts w:ascii="Pochaevsk" w:hAnsi="Pochaevsk" w:cs="Cambria"/>
-          <w:color w:val="202122"/>
-        </w:rPr>
-        <w:t>҆</w:t>
-      </w:r>
-      <w:r>
-        <w:rPr>
-          <w:rFonts w:ascii="Pochaevsk" w:hAnsi="Pochaevsk"/>
-          <w:color w:val="202122"/>
-        </w:rPr>
-        <w:t>́</w:t>
-      </w:r>
-      <w:r>
-        <w:rPr>
-          <w:rFonts w:ascii="Pochaevsk" w:hAnsi="Pochaevsk" w:cs="Cambria"/>
-          <w:color w:val="202122"/>
-        </w:rPr>
-        <w:t>кѡ</w:t>
-      </w:r>
-      <w:r>
-        <w:rPr>
-          <w:rFonts w:ascii="Pochaevsk" w:hAnsi="Pochaevsk"/>
-          <w:color w:val="202122"/>
-        </w:rPr>
-        <w:t xml:space="preserve"> </w:t>
-      </w:r>
-      <w:r>
-        <w:rPr>
-          <w:rFonts w:ascii="Pochaevsk" w:hAnsi="Pochaevsk" w:cs="Cambria"/>
-          <w:color w:val="202122"/>
-        </w:rPr>
-        <w:t>крѣ</w:t>
-      </w:r>
-      <w:r>
-        <w:rPr>
-          <w:rFonts w:ascii="Pochaevsk" w:hAnsi="Pochaevsk"/>
-          <w:color w:val="202122"/>
-        </w:rPr>
-        <w:t>́</w:t>
-      </w:r>
-      <w:r>
-        <w:rPr>
-          <w:rFonts w:ascii="Pochaevsk" w:hAnsi="Pochaevsk" w:cs="Cambria"/>
-          <w:color w:val="202122"/>
-        </w:rPr>
-        <w:t>пцы</w:t>
-      </w:r>
-      <w:r>
-        <w:rPr>
-          <w:rFonts w:ascii="Pochaevsk" w:hAnsi="Pochaevsk"/>
-          <w:color w:val="202122"/>
-        </w:rPr>
-        <w:t xml:space="preserve"> </w:t>
-      </w:r>
-      <w:r>
-        <w:rPr>
-          <w:rFonts w:ascii="Pochaevsk" w:hAnsi="Pochaevsk" w:cs="Cambria"/>
-          <w:color w:val="202122"/>
-        </w:rPr>
-        <w:t>є҆стѐ</w:t>
-      </w:r>
-      <w:r>
-        <w:rPr>
-          <w:rFonts w:ascii="Pochaevsk" w:hAnsi="Pochaevsk"/>
-          <w:color w:val="202122"/>
-        </w:rPr>
-        <w:t xml:space="preserve">, </w:t>
-      </w:r>
-      <w:r>
-        <w:rPr>
-          <w:rFonts w:ascii="Pochaevsk" w:hAnsi="Pochaevsk" w:cs="Cambria"/>
-          <w:color w:val="202122"/>
-        </w:rPr>
-        <w:t>и҆</w:t>
-      </w:r>
-      <w:r>
-        <w:rPr>
-          <w:rFonts w:ascii="Pochaevsk" w:hAnsi="Pochaevsk"/>
-          <w:color w:val="202122"/>
-        </w:rPr>
-        <w:t xml:space="preserve"> </w:t>
-      </w:r>
-      <w:r>
-        <w:rPr>
-          <w:rFonts w:ascii="Pochaevsk" w:hAnsi="Pochaevsk" w:cs="Cambria"/>
-          <w:color w:val="202122"/>
-        </w:rPr>
-        <w:t>сло</w:t>
-      </w:r>
-      <w:r>
-        <w:rPr>
-          <w:rFonts w:ascii="Pochaevsk" w:hAnsi="Pochaevsk"/>
-          <w:color w:val="202122"/>
-        </w:rPr>
-        <w:t>́</w:t>
-      </w:r>
-      <w:r>
-        <w:rPr>
-          <w:rFonts w:ascii="Pochaevsk" w:hAnsi="Pochaevsk" w:cs="Cambria"/>
-          <w:color w:val="202122"/>
-        </w:rPr>
-        <w:t>во</w:t>
-      </w:r>
-      <w:r>
-        <w:rPr>
-          <w:rFonts w:ascii="Pochaevsk" w:hAnsi="Pochaevsk"/>
-          <w:color w:val="202122"/>
-        </w:rPr>
-        <w:t xml:space="preserve"> </w:t>
-      </w:r>
-      <w:r>
-        <w:rPr>
-          <w:rFonts w:ascii="Pochaevsk" w:hAnsi="Pochaevsk" w:cs="Cambria"/>
-          <w:color w:val="202122"/>
-        </w:rPr>
-        <w:t>бж҃їе</w:t>
-      </w:r>
-      <w:r>
-        <w:rPr>
-          <w:rFonts w:ascii="Pochaevsk" w:hAnsi="Pochaevsk"/>
-          <w:color w:val="202122"/>
-        </w:rPr>
-        <w:t xml:space="preserve"> </w:t>
-      </w:r>
-      <w:r>
-        <w:rPr>
-          <w:rFonts w:ascii="Pochaevsk" w:hAnsi="Pochaevsk" w:cs="Cambria"/>
-          <w:color w:val="202122"/>
-        </w:rPr>
-        <w:t>въ</w:t>
-      </w:r>
-      <w:r>
-        <w:rPr>
-          <w:rFonts w:ascii="Pochaevsk" w:hAnsi="Pochaevsk"/>
-          <w:color w:val="202122"/>
-        </w:rPr>
-        <w:t xml:space="preserve"> </w:t>
-      </w:r>
-      <w:r>
-        <w:rPr>
-          <w:rFonts w:ascii="Pochaevsk" w:hAnsi="Pochaevsk" w:cs="Cambria"/>
-          <w:color w:val="202122"/>
-        </w:rPr>
-        <w:t>ва</w:t>
-      </w:r>
-      <w:r>
-        <w:rPr>
-          <w:rFonts w:ascii="Pochaevsk" w:hAnsi="Pochaevsk"/>
-          <w:color w:val="202122"/>
-        </w:rPr>
-        <w:t>́</w:t>
-      </w:r>
-      <w:r>
-        <w:rPr>
-          <w:rFonts w:ascii="Pochaevsk" w:hAnsi="Pochaevsk" w:cs="Cambria"/>
-          <w:color w:val="202122"/>
-        </w:rPr>
-        <w:t>съ</w:t>
-      </w:r>
-      <w:r>
-        <w:rPr>
-          <w:rFonts w:ascii="Pochaevsk" w:hAnsi="Pochaevsk"/>
-          <w:color w:val="202122"/>
-        </w:rPr>
-        <w:t xml:space="preserve"> </w:t>
-      </w:r>
-      <w:r>
-        <w:rPr>
-          <w:rFonts w:ascii="Pochaevsk" w:hAnsi="Pochaevsk" w:cs="Cambria"/>
-          <w:color w:val="202122"/>
-        </w:rPr>
-        <w:t>пребыва</w:t>
-      </w:r>
-      <w:r>
-        <w:rPr>
-          <w:rFonts w:ascii="Pochaevsk" w:hAnsi="Pochaevsk"/>
-          <w:color w:val="202122"/>
-        </w:rPr>
-        <w:t>́</w:t>
-      </w:r>
-      <w:r>
-        <w:rPr>
-          <w:rFonts w:ascii="Pochaevsk" w:hAnsi="Pochaevsk" w:cs="Cambria"/>
-          <w:color w:val="202122"/>
-        </w:rPr>
-        <w:t>етъ</w:t>
-      </w:r>
-      <w:r>
-        <w:rPr>
-          <w:rFonts w:ascii="Pochaevsk" w:hAnsi="Pochaevsk"/>
-          <w:color w:val="202122"/>
-        </w:rPr>
-        <w:t xml:space="preserve">, </w:t>
-      </w:r>
-      <w:r>
-        <w:rPr>
-          <w:rFonts w:ascii="Pochaevsk" w:hAnsi="Pochaevsk" w:cs="Cambria"/>
-          <w:color w:val="202122"/>
-        </w:rPr>
-        <w:t>и҆</w:t>
-      </w:r>
-      <w:r>
-        <w:rPr>
-          <w:rFonts w:ascii="Pochaevsk" w:hAnsi="Pochaevsk"/>
-          <w:color w:val="202122"/>
-        </w:rPr>
-        <w:t xml:space="preserve"> </w:t>
-      </w:r>
-      <w:r>
-        <w:rPr>
-          <w:rFonts w:ascii="Pochaevsk" w:hAnsi="Pochaevsk" w:cs="Cambria"/>
-          <w:color w:val="202122"/>
-        </w:rPr>
-        <w:t>побѣди</w:t>
-      </w:r>
-      <w:r>
-        <w:rPr>
-          <w:rFonts w:ascii="Pochaevsk" w:hAnsi="Pochaevsk"/>
-          <w:color w:val="202122"/>
-        </w:rPr>
-        <w:t>́</w:t>
-      </w:r>
-      <w:r>
-        <w:rPr>
-          <w:rFonts w:ascii="Pochaevsk" w:hAnsi="Pochaevsk" w:cs="Cambria"/>
-          <w:color w:val="202122"/>
-        </w:rPr>
-        <w:t>сте</w:t>
-      </w:r>
-      <w:r>
-        <w:rPr>
-          <w:rFonts w:ascii="Pochaevsk" w:hAnsi="Pochaevsk"/>
-          <w:color w:val="202122"/>
-        </w:rPr>
-        <w:t xml:space="preserve"> </w:t>
-      </w:r>
-      <w:r>
-        <w:rPr>
-          <w:rFonts w:ascii="Pochaevsk" w:hAnsi="Pochaevsk" w:cs="Cambria"/>
-          <w:color w:val="202122"/>
-        </w:rPr>
-        <w:t>л</w:t>
-      </w:r>
-      <w:r>
-        <w:rPr>
-          <w:rFonts w:ascii="Pochaevsk" w:hAnsi="Pochaevsk" w:cs="Segoe UI"/>
-          <w:color w:val="202122"/>
-        </w:rPr>
-        <w:t>ꙋ</w:t>
-      </w:r>
-      <w:r>
-        <w:rPr>
-          <w:rFonts w:ascii="Pochaevsk" w:hAnsi="Pochaevsk" w:cs="Cambria"/>
-          <w:color w:val="202122"/>
-        </w:rPr>
-        <w:t>ка</w:t>
-      </w:r>
-      <w:r>
-        <w:rPr>
-          <w:rFonts w:ascii="Pochaevsk" w:hAnsi="Pochaevsk"/>
-          <w:color w:val="202122"/>
-        </w:rPr>
-        <w:t>́</w:t>
-      </w:r>
-      <w:r>
-        <w:rPr>
-          <w:rFonts w:ascii="Pochaevsk" w:hAnsi="Pochaevsk" w:cs="Cambria"/>
-          <w:color w:val="202122"/>
-        </w:rPr>
-        <w:t>ваго</w:t>
-      </w:r>
-      <w:r>
-        <w:rPr>
-          <w:rFonts w:ascii="Pochaevsk" w:hAnsi="Pochaevsk"/>
-          <w:color w:val="202122"/>
-        </w:rPr>
-        <w:t>.</w:t>
-      </w:r>
-      <w:r>
-        <w:rPr>
-          <w:rFonts w:ascii="Pochaevsk" w:hAnsi="Pochaevsk" w:cs="Cambria"/>
-          <w:color w:val="202122"/>
-        </w:rPr>
-        <w:t> </w:t>
-      </w:r>
-      <w:r>
-        <w:rPr>
-          <w:rStyle w:val="smaller"/>
-          <w:rFonts w:ascii="Pochaevsk" w:hAnsi="Pochaevsk"/>
-          <w:color w:val="B22222"/>
-        </w:rPr>
-        <w:t>є҃і</w:t>
-      </w:r>
-      <w:r>
-        <w:rPr>
-          <w:rFonts w:ascii="Pochaevsk" w:hAnsi="Pochaevsk"/>
-          <w:color w:val="202122"/>
-        </w:rPr>
-        <w:t xml:space="preserve"> Не люби́те мі́ра, ни </w:t>
+        <w:t xml:space="preserve">люби́те мі́ра, ни </w:t>
       </w:r>
       <w:r>
         <w:rPr>
@@ -15003,428 +15031,428 @@
           <w:rFonts w:ascii="Pochaevsk" w:hAnsi="Pochaevsk" w:cs="Cambria"/>
           <w:color w:val="202122"/>
         </w:rPr>
+        <w:t>вѣ</w:t>
+      </w:r>
+      <w:r>
+        <w:rPr>
+          <w:rFonts w:ascii="Pochaevsk" w:hAnsi="Pochaevsk"/>
+          <w:color w:val="202122"/>
+        </w:rPr>
+        <w:t>́</w:t>
+      </w:r>
+      <w:r>
+        <w:rPr>
+          <w:rFonts w:ascii="Pochaevsk" w:hAnsi="Pochaevsk" w:cs="Cambria"/>
+          <w:color w:val="202122"/>
+        </w:rPr>
+        <w:t>сте</w:t>
+      </w:r>
+      <w:r>
+        <w:rPr>
+          <w:rFonts w:ascii="Pochaevsk" w:hAnsi="Pochaevsk"/>
+          <w:color w:val="202122"/>
+        </w:rPr>
+        <w:t xml:space="preserve">, </w:t>
+      </w:r>
+      <w:r>
+        <w:rPr>
+          <w:rFonts w:ascii="Pochaevsk" w:hAnsi="Pochaevsk" w:cs="Segoe UI"/>
+          <w:color w:val="202122"/>
+        </w:rPr>
+        <w:t>ꙗ</w:t>
+      </w:r>
+      <w:r>
+        <w:rPr>
+          <w:rFonts w:ascii="Pochaevsk" w:hAnsi="Pochaevsk" w:cs="Cambria"/>
+          <w:color w:val="202122"/>
+        </w:rPr>
+        <w:t>҆</w:t>
+      </w:r>
+      <w:r>
+        <w:rPr>
+          <w:rFonts w:ascii="Pochaevsk" w:hAnsi="Pochaevsk"/>
+          <w:color w:val="202122"/>
+        </w:rPr>
+        <w:t>́</w:t>
+      </w:r>
+      <w:r>
+        <w:rPr>
+          <w:rFonts w:ascii="Pochaevsk" w:hAnsi="Pochaevsk" w:cs="Cambria"/>
+          <w:color w:val="202122"/>
+        </w:rPr>
+        <w:t>кѡ</w:t>
+      </w:r>
+      <w:r>
+        <w:rPr>
+          <w:rFonts w:ascii="Pochaevsk" w:hAnsi="Pochaevsk"/>
+          <w:color w:val="202122"/>
+        </w:rPr>
+        <w:t xml:space="preserve"> </w:t>
+      </w:r>
+      <w:r>
+        <w:rPr>
+          <w:rFonts w:ascii="Pochaevsk" w:hAnsi="Pochaevsk" w:cs="Cambria"/>
+          <w:color w:val="202122"/>
+        </w:rPr>
+        <w:t>всѧ</w:t>
+      </w:r>
+      <w:r>
+        <w:rPr>
+          <w:rFonts w:ascii="Pochaevsk" w:hAnsi="Pochaevsk"/>
+          <w:color w:val="202122"/>
+        </w:rPr>
+        <w:t>́</w:t>
+      </w:r>
+      <w:r>
+        <w:rPr>
+          <w:rFonts w:ascii="Pochaevsk" w:hAnsi="Pochaevsk" w:cs="Cambria"/>
+          <w:color w:val="202122"/>
+        </w:rPr>
+        <w:t>къ</w:t>
+      </w:r>
+      <w:r>
+        <w:rPr>
+          <w:rFonts w:ascii="Pochaevsk" w:hAnsi="Pochaevsk"/>
+          <w:color w:val="202122"/>
+        </w:rPr>
+        <w:t xml:space="preserve"> </w:t>
+      </w:r>
+      <w:r>
+        <w:rPr>
+          <w:rFonts w:ascii="Pochaevsk" w:hAnsi="Pochaevsk" w:cs="Cambria"/>
+          <w:color w:val="202122"/>
+        </w:rPr>
+        <w:t>человѣко</w:t>
+      </w:r>
+      <w:r>
+        <w:rPr>
+          <w:rFonts w:ascii="Pochaevsk" w:hAnsi="Pochaevsk" w:cs="Segoe UI"/>
+          <w:color w:val="202122"/>
+        </w:rPr>
+        <w:t>ꙋ</w:t>
+      </w:r>
+      <w:r>
+        <w:rPr>
+          <w:rFonts w:ascii="Pochaevsk" w:hAnsi="Pochaevsk" w:cs="Cambria"/>
+          <w:color w:val="202122"/>
+        </w:rPr>
+        <w:t>бі</w:t>
+      </w:r>
+      <w:r>
+        <w:rPr>
+          <w:rFonts w:ascii="Pochaevsk" w:hAnsi="Pochaevsk"/>
+          <w:color w:val="202122"/>
+        </w:rPr>
+        <w:t>́</w:t>
+      </w:r>
+      <w:r>
+        <w:rPr>
+          <w:rFonts w:ascii="Pochaevsk" w:hAnsi="Pochaevsk" w:cs="Cambria"/>
+          <w:color w:val="202122"/>
+        </w:rPr>
+        <w:t>йца</w:t>
+      </w:r>
+      <w:r>
+        <w:rPr>
+          <w:rFonts w:ascii="Pochaevsk" w:hAnsi="Pochaevsk"/>
+          <w:color w:val="202122"/>
+        </w:rPr>
+        <w:t xml:space="preserve"> </w:t>
+      </w:r>
+      <w:r>
+        <w:rPr>
+          <w:rFonts w:ascii="Pochaevsk" w:hAnsi="Pochaevsk" w:cs="Cambria"/>
+          <w:color w:val="202122"/>
+        </w:rPr>
+        <w:t>не</w:t>
+      </w:r>
+      <w:r>
+        <w:rPr>
+          <w:rFonts w:ascii="Pochaevsk" w:hAnsi="Pochaevsk"/>
+          <w:color w:val="202122"/>
+        </w:rPr>
+        <w:t xml:space="preserve"> </w:t>
+      </w:r>
+      <w:r>
+        <w:rPr>
+          <w:rFonts w:ascii="Pochaevsk" w:hAnsi="Pochaevsk" w:cs="Cambria"/>
+          <w:color w:val="202122"/>
+        </w:rPr>
+        <w:t>и҆</w:t>
+      </w:r>
+      <w:r>
+        <w:rPr>
+          <w:rFonts w:ascii="Pochaevsk" w:hAnsi="Pochaevsk"/>
+          <w:color w:val="202122"/>
+        </w:rPr>
+        <w:t>́</w:t>
+      </w:r>
+      <w:r>
+        <w:rPr>
+          <w:rFonts w:ascii="Pochaevsk" w:hAnsi="Pochaevsk" w:cs="Cambria"/>
+          <w:color w:val="202122"/>
+        </w:rPr>
+        <w:t>мать</w:t>
+      </w:r>
+      <w:r>
+        <w:rPr>
+          <w:rFonts w:ascii="Pochaevsk" w:hAnsi="Pochaevsk"/>
+          <w:color w:val="202122"/>
+        </w:rPr>
+        <w:t xml:space="preserve"> </w:t>
+      </w:r>
+      <w:r>
+        <w:rPr>
+          <w:rFonts w:ascii="Pochaevsk" w:hAnsi="Pochaevsk" w:cs="Cambria"/>
+          <w:color w:val="202122"/>
+        </w:rPr>
+        <w:t>живота</w:t>
+      </w:r>
+      <w:r>
+        <w:rPr>
+          <w:rFonts w:ascii="Pochaevsk" w:hAnsi="Pochaevsk"/>
+          <w:color w:val="202122"/>
+        </w:rPr>
+        <w:t xml:space="preserve">̀ </w:t>
+      </w:r>
+      <w:r>
+        <w:rPr>
+          <w:rFonts w:ascii="Pochaevsk" w:hAnsi="Pochaevsk" w:cs="Cambria"/>
+          <w:color w:val="202122"/>
+        </w:rPr>
+        <w:t>вѣ</w:t>
+      </w:r>
+      <w:r>
+        <w:rPr>
+          <w:rFonts w:ascii="Pochaevsk" w:hAnsi="Pochaevsk"/>
+          <w:color w:val="202122"/>
+        </w:rPr>
+        <w:t>́</w:t>
+      </w:r>
+      <w:r>
+        <w:rPr>
+          <w:rFonts w:ascii="Pochaevsk" w:hAnsi="Pochaevsk" w:cs="Cambria"/>
+          <w:color w:val="202122"/>
+        </w:rPr>
+        <w:t>чнагѡ</w:t>
+      </w:r>
+      <w:r>
+        <w:rPr>
+          <w:rFonts w:ascii="Pochaevsk" w:hAnsi="Pochaevsk"/>
+          <w:color w:val="202122"/>
+        </w:rPr>
+        <w:t xml:space="preserve"> </w:t>
+      </w:r>
+      <w:r>
+        <w:rPr>
+          <w:rFonts w:ascii="Pochaevsk" w:hAnsi="Pochaevsk" w:cs="Cambria"/>
+          <w:color w:val="202122"/>
+        </w:rPr>
+        <w:t>въ</w:t>
+      </w:r>
+      <w:r>
+        <w:rPr>
+          <w:rFonts w:ascii="Pochaevsk" w:hAnsi="Pochaevsk"/>
+          <w:color w:val="202122"/>
+        </w:rPr>
+        <w:t xml:space="preserve"> </w:t>
+      </w:r>
+      <w:r>
+        <w:rPr>
+          <w:rFonts w:ascii="Pochaevsk" w:hAnsi="Pochaevsk" w:cs="Cambria"/>
+          <w:color w:val="202122"/>
+        </w:rPr>
+        <w:t>себѣ</w:t>
+      </w:r>
+      <w:r>
+        <w:rPr>
+          <w:rFonts w:ascii="Pochaevsk" w:hAnsi="Pochaevsk"/>
+          <w:color w:val="202122"/>
+        </w:rPr>
+        <w:t xml:space="preserve">̀ </w:t>
+      </w:r>
+      <w:r>
+        <w:rPr>
+          <w:rFonts w:ascii="Pochaevsk" w:hAnsi="Pochaevsk" w:cs="Cambria"/>
+          <w:color w:val="202122"/>
+        </w:rPr>
+        <w:t>пребыва</w:t>
+      </w:r>
+      <w:r>
+        <w:rPr>
+          <w:rFonts w:ascii="Pochaevsk" w:hAnsi="Pochaevsk"/>
+          <w:color w:val="202122"/>
+        </w:rPr>
+        <w:t>́</w:t>
+      </w:r>
+      <w:r>
+        <w:rPr>
+          <w:rFonts w:ascii="Pochaevsk" w:hAnsi="Pochaevsk" w:cs="Cambria"/>
+          <w:color w:val="202122"/>
+        </w:rPr>
+        <w:t>юща</w:t>
+      </w:r>
+      <w:r>
+        <w:rPr>
+          <w:rFonts w:ascii="Pochaevsk" w:hAnsi="Pochaevsk"/>
+          <w:color w:val="202122"/>
+        </w:rPr>
+        <w:t>.</w:t>
+      </w:r>
+      <w:r>
+        <w:rPr>
+          <w:rFonts w:ascii="Pochaevsk" w:hAnsi="Pochaevsk" w:cs="Cambria"/>
+          <w:color w:val="202122"/>
+        </w:rPr>
+        <w:t> </w:t>
+      </w:r>
+      <w:r>
+        <w:rPr>
+          <w:rStyle w:val="smaller"/>
+          <w:rFonts w:ascii="Pochaevsk" w:hAnsi="Pochaevsk"/>
+          <w:color w:val="B22222"/>
+        </w:rPr>
+        <w:t>ѕ҃і</w:t>
+      </w:r>
+      <w:r>
+        <w:rPr>
+          <w:rFonts w:ascii="Pochaevsk" w:hAnsi="Pochaevsk"/>
+          <w:color w:val="202122"/>
+        </w:rPr>
+        <w:t xml:space="preserve"> Ѡ҆ се́мъ позна́хомъ любо́вь, </w:t>
+      </w:r>
+      <w:r>
+        <w:rPr>
+          <w:rFonts w:ascii="Pochaevsk" w:hAnsi="Pochaevsk" w:cs="Segoe UI"/>
+          <w:color w:val="202122"/>
+        </w:rPr>
+        <w:t>ꙗ</w:t>
+      </w:r>
+      <w:r>
+        <w:rPr>
+          <w:rFonts w:ascii="Pochaevsk" w:hAnsi="Pochaevsk" w:cs="Cambria"/>
+          <w:color w:val="202122"/>
+        </w:rPr>
+        <w:t>҆</w:t>
+      </w:r>
+      <w:r>
+        <w:rPr>
+          <w:rFonts w:ascii="Pochaevsk" w:hAnsi="Pochaevsk"/>
+          <w:color w:val="202122"/>
+        </w:rPr>
+        <w:t>́</w:t>
+      </w:r>
+      <w:r>
+        <w:rPr>
+          <w:rFonts w:ascii="Pochaevsk" w:hAnsi="Pochaevsk" w:cs="Cambria"/>
+          <w:color w:val="202122"/>
+        </w:rPr>
+        <w:t>кѡ</w:t>
+      </w:r>
+      <w:r>
+        <w:rPr>
+          <w:rFonts w:ascii="Pochaevsk" w:hAnsi="Pochaevsk"/>
+          <w:color w:val="202122"/>
+        </w:rPr>
+        <w:t xml:space="preserve"> </w:t>
+      </w:r>
+      <w:r>
+        <w:rPr>
+          <w:rFonts w:ascii="Pochaevsk" w:hAnsi="Pochaevsk" w:cs="Cambria"/>
+          <w:color w:val="202122"/>
+        </w:rPr>
+        <w:t>ѻ҆</w:t>
+      </w:r>
+      <w:r>
+        <w:rPr>
+          <w:rFonts w:ascii="Pochaevsk" w:hAnsi="Pochaevsk"/>
+          <w:color w:val="202122"/>
+        </w:rPr>
+        <w:t>́</w:t>
+      </w:r>
+      <w:r>
+        <w:rPr>
+          <w:rFonts w:ascii="Pochaevsk" w:hAnsi="Pochaevsk" w:cs="Cambria"/>
+          <w:color w:val="202122"/>
+        </w:rPr>
+        <w:t>нъ</w:t>
+      </w:r>
+      <w:r>
+        <w:rPr>
+          <w:rFonts w:ascii="Pochaevsk" w:hAnsi="Pochaevsk"/>
+          <w:color w:val="202122"/>
+        </w:rPr>
+        <w:t xml:space="preserve"> </w:t>
+      </w:r>
+      <w:r>
+        <w:rPr>
+          <w:rFonts w:ascii="Pochaevsk" w:hAnsi="Pochaevsk" w:cs="Cambria"/>
+          <w:color w:val="202122"/>
+        </w:rPr>
+        <w:t>по</w:t>
+      </w:r>
+      <w:r>
+        <w:rPr>
+          <w:rFonts w:ascii="Pochaevsk" w:hAnsi="Pochaevsk"/>
+          <w:color w:val="202122"/>
+        </w:rPr>
+        <w:t xml:space="preserve"> </w:t>
+      </w:r>
+      <w:r>
+        <w:rPr>
+          <w:rFonts w:ascii="Pochaevsk" w:hAnsi="Pochaevsk" w:cs="Cambria"/>
+          <w:color w:val="202122"/>
+        </w:rPr>
+        <w:t>на</w:t>
+      </w:r>
+      <w:r>
+        <w:rPr>
+          <w:rFonts w:ascii="Pochaevsk" w:hAnsi="Pochaevsk"/>
+          <w:color w:val="202122"/>
+        </w:rPr>
+        <w:t>́</w:t>
+      </w:r>
+      <w:r>
+        <w:rPr>
+          <w:rFonts w:ascii="Pochaevsk" w:hAnsi="Pochaevsk" w:cs="Cambria"/>
+          <w:color w:val="202122"/>
+        </w:rPr>
+        <w:t>съ</w:t>
+      </w:r>
+      <w:r>
+        <w:rPr>
+          <w:rFonts w:ascii="Pochaevsk" w:hAnsi="Pochaevsk"/>
+          <w:color w:val="202122"/>
+        </w:rPr>
+        <w:t xml:space="preserve"> </w:t>
+      </w:r>
+      <w:r>
+        <w:rPr>
+          <w:rFonts w:ascii="Pochaevsk" w:hAnsi="Pochaevsk" w:cs="Cambria"/>
+          <w:color w:val="202122"/>
+        </w:rPr>
+        <w:t>дш҃</w:t>
+      </w:r>
+      <w:r>
+        <w:rPr>
+          <w:rFonts w:ascii="Pochaevsk" w:hAnsi="Pochaevsk" w:cs="Segoe UI"/>
+          <w:color w:val="202122"/>
+        </w:rPr>
+        <w:t>ꙋ</w:t>
+      </w:r>
+      <w:r>
+        <w:rPr>
+          <w:rFonts w:ascii="Pochaevsk" w:hAnsi="Pochaevsk"/>
+          <w:color w:val="202122"/>
+        </w:rPr>
+        <w:t xml:space="preserve"> </w:t>
+      </w:r>
+      <w:r>
+        <w:rPr>
+          <w:rFonts w:ascii="Pochaevsk" w:hAnsi="Pochaevsk" w:cs="Cambria"/>
+          <w:color w:val="202122"/>
+        </w:rPr>
         <w:lastRenderedPageBreak/>
-        <w:t>вѣ</w:t>
-      </w:r>
-      <w:r>
-        <w:rPr>
-          <w:rFonts w:ascii="Pochaevsk" w:hAnsi="Pochaevsk"/>
-          <w:color w:val="202122"/>
-        </w:rPr>
-        <w:t>́</w:t>
-      </w:r>
-      <w:r>
-        <w:rPr>
-          <w:rFonts w:ascii="Pochaevsk" w:hAnsi="Pochaevsk" w:cs="Cambria"/>
-          <w:color w:val="202122"/>
-        </w:rPr>
-        <w:t>сте</w:t>
-      </w:r>
-      <w:r>
-        <w:rPr>
-          <w:rFonts w:ascii="Pochaevsk" w:hAnsi="Pochaevsk"/>
-          <w:color w:val="202122"/>
-        </w:rPr>
-        <w:t xml:space="preserve">, </w:t>
-      </w:r>
-      <w:r>
-        <w:rPr>
-          <w:rFonts w:ascii="Pochaevsk" w:hAnsi="Pochaevsk" w:cs="Segoe UI"/>
-          <w:color w:val="202122"/>
-        </w:rPr>
-        <w:t>ꙗ</w:t>
-      </w:r>
-      <w:r>
-        <w:rPr>
-          <w:rFonts w:ascii="Pochaevsk" w:hAnsi="Pochaevsk" w:cs="Cambria"/>
-          <w:color w:val="202122"/>
-        </w:rPr>
-        <w:t>҆</w:t>
-      </w:r>
-      <w:r>
-        <w:rPr>
-          <w:rFonts w:ascii="Pochaevsk" w:hAnsi="Pochaevsk"/>
-          <w:color w:val="202122"/>
-        </w:rPr>
-        <w:t>́</w:t>
-      </w:r>
-      <w:r>
-        <w:rPr>
-          <w:rFonts w:ascii="Pochaevsk" w:hAnsi="Pochaevsk" w:cs="Cambria"/>
-          <w:color w:val="202122"/>
-        </w:rPr>
-        <w:t>кѡ</w:t>
-      </w:r>
-      <w:r>
-        <w:rPr>
-          <w:rFonts w:ascii="Pochaevsk" w:hAnsi="Pochaevsk"/>
-          <w:color w:val="202122"/>
-        </w:rPr>
-        <w:t xml:space="preserve"> </w:t>
-      </w:r>
-      <w:r>
-        <w:rPr>
-          <w:rFonts w:ascii="Pochaevsk" w:hAnsi="Pochaevsk" w:cs="Cambria"/>
-          <w:color w:val="202122"/>
-        </w:rPr>
-        <w:t>всѧ</w:t>
-      </w:r>
-      <w:r>
-        <w:rPr>
-          <w:rFonts w:ascii="Pochaevsk" w:hAnsi="Pochaevsk"/>
-          <w:color w:val="202122"/>
-        </w:rPr>
-        <w:t>́</w:t>
-      </w:r>
-      <w:r>
-        <w:rPr>
-          <w:rFonts w:ascii="Pochaevsk" w:hAnsi="Pochaevsk" w:cs="Cambria"/>
-          <w:color w:val="202122"/>
-        </w:rPr>
-        <w:t>къ</w:t>
-      </w:r>
-      <w:r>
-        <w:rPr>
-          <w:rFonts w:ascii="Pochaevsk" w:hAnsi="Pochaevsk"/>
-          <w:color w:val="202122"/>
-        </w:rPr>
-        <w:t xml:space="preserve"> </w:t>
-      </w:r>
-      <w:r>
-        <w:rPr>
-          <w:rFonts w:ascii="Pochaevsk" w:hAnsi="Pochaevsk" w:cs="Cambria"/>
-          <w:color w:val="202122"/>
-        </w:rPr>
-        <w:t>человѣко</w:t>
-      </w:r>
-      <w:r>
-        <w:rPr>
-          <w:rFonts w:ascii="Pochaevsk" w:hAnsi="Pochaevsk" w:cs="Segoe UI"/>
-          <w:color w:val="202122"/>
-        </w:rPr>
-        <w:t>ꙋ</w:t>
-      </w:r>
-      <w:r>
-        <w:rPr>
-          <w:rFonts w:ascii="Pochaevsk" w:hAnsi="Pochaevsk" w:cs="Cambria"/>
-          <w:color w:val="202122"/>
-        </w:rPr>
-        <w:t>бі</w:t>
-      </w:r>
-      <w:r>
-        <w:rPr>
-          <w:rFonts w:ascii="Pochaevsk" w:hAnsi="Pochaevsk"/>
-          <w:color w:val="202122"/>
-        </w:rPr>
-        <w:t>́</w:t>
-      </w:r>
-      <w:r>
-        <w:rPr>
-          <w:rFonts w:ascii="Pochaevsk" w:hAnsi="Pochaevsk" w:cs="Cambria"/>
-          <w:color w:val="202122"/>
-        </w:rPr>
-        <w:t>йца</w:t>
-      </w:r>
-      <w:r>
-        <w:rPr>
-          <w:rFonts w:ascii="Pochaevsk" w:hAnsi="Pochaevsk"/>
-          <w:color w:val="202122"/>
-        </w:rPr>
-        <w:t xml:space="preserve"> </w:t>
-      </w:r>
-      <w:r>
-        <w:rPr>
-          <w:rFonts w:ascii="Pochaevsk" w:hAnsi="Pochaevsk" w:cs="Cambria"/>
-          <w:color w:val="202122"/>
-        </w:rPr>
-        <w:t>не</w:t>
-      </w:r>
-      <w:r>
-        <w:rPr>
-          <w:rFonts w:ascii="Pochaevsk" w:hAnsi="Pochaevsk"/>
-          <w:color w:val="202122"/>
-        </w:rPr>
-        <w:t xml:space="preserve"> </w:t>
-      </w:r>
-      <w:r>
-        <w:rPr>
-          <w:rFonts w:ascii="Pochaevsk" w:hAnsi="Pochaevsk" w:cs="Cambria"/>
-          <w:color w:val="202122"/>
-        </w:rPr>
-        <w:t>и҆</w:t>
-      </w:r>
-      <w:r>
-        <w:rPr>
-          <w:rFonts w:ascii="Pochaevsk" w:hAnsi="Pochaevsk"/>
-          <w:color w:val="202122"/>
-        </w:rPr>
-        <w:t>́</w:t>
-      </w:r>
-      <w:r>
-        <w:rPr>
-          <w:rFonts w:ascii="Pochaevsk" w:hAnsi="Pochaevsk" w:cs="Cambria"/>
-          <w:color w:val="202122"/>
-        </w:rPr>
-        <w:t>мать</w:t>
-      </w:r>
-      <w:r>
-        <w:rPr>
-          <w:rFonts w:ascii="Pochaevsk" w:hAnsi="Pochaevsk"/>
-          <w:color w:val="202122"/>
-        </w:rPr>
-        <w:t xml:space="preserve"> </w:t>
-      </w:r>
-      <w:r>
-        <w:rPr>
-          <w:rFonts w:ascii="Pochaevsk" w:hAnsi="Pochaevsk" w:cs="Cambria"/>
-          <w:color w:val="202122"/>
-        </w:rPr>
-        <w:t>живота</w:t>
-      </w:r>
-      <w:r>
-        <w:rPr>
-          <w:rFonts w:ascii="Pochaevsk" w:hAnsi="Pochaevsk"/>
-          <w:color w:val="202122"/>
-        </w:rPr>
-        <w:t xml:space="preserve">̀ </w:t>
-      </w:r>
-      <w:r>
-        <w:rPr>
-          <w:rFonts w:ascii="Pochaevsk" w:hAnsi="Pochaevsk" w:cs="Cambria"/>
-          <w:color w:val="202122"/>
-        </w:rPr>
-        <w:t>вѣ</w:t>
-      </w:r>
-      <w:r>
-        <w:rPr>
-          <w:rFonts w:ascii="Pochaevsk" w:hAnsi="Pochaevsk"/>
-          <w:color w:val="202122"/>
-        </w:rPr>
-        <w:t>́</w:t>
-      </w:r>
-      <w:r>
-        <w:rPr>
-          <w:rFonts w:ascii="Pochaevsk" w:hAnsi="Pochaevsk" w:cs="Cambria"/>
-          <w:color w:val="202122"/>
-        </w:rPr>
-        <w:t>чнагѡ</w:t>
-      </w:r>
-      <w:r>
-        <w:rPr>
-          <w:rFonts w:ascii="Pochaevsk" w:hAnsi="Pochaevsk"/>
-          <w:color w:val="202122"/>
-        </w:rPr>
-        <w:t xml:space="preserve"> </w:t>
-      </w:r>
-      <w:r>
-        <w:rPr>
-          <w:rFonts w:ascii="Pochaevsk" w:hAnsi="Pochaevsk" w:cs="Cambria"/>
-          <w:color w:val="202122"/>
-        </w:rPr>
-        <w:t>въ</w:t>
-      </w:r>
-      <w:r>
-        <w:rPr>
-          <w:rFonts w:ascii="Pochaevsk" w:hAnsi="Pochaevsk"/>
-          <w:color w:val="202122"/>
-        </w:rPr>
-        <w:t xml:space="preserve"> </w:t>
-      </w:r>
-      <w:r>
-        <w:rPr>
-          <w:rFonts w:ascii="Pochaevsk" w:hAnsi="Pochaevsk" w:cs="Cambria"/>
-          <w:color w:val="202122"/>
-        </w:rPr>
-        <w:t>себѣ</w:t>
-      </w:r>
-      <w:r>
-        <w:rPr>
-          <w:rFonts w:ascii="Pochaevsk" w:hAnsi="Pochaevsk"/>
-          <w:color w:val="202122"/>
-        </w:rPr>
-        <w:t xml:space="preserve">̀ </w:t>
-      </w:r>
-      <w:r>
-        <w:rPr>
-          <w:rFonts w:ascii="Pochaevsk" w:hAnsi="Pochaevsk" w:cs="Cambria"/>
-          <w:color w:val="202122"/>
-        </w:rPr>
-        <w:t>пребыва</w:t>
-      </w:r>
-      <w:r>
-        <w:rPr>
-          <w:rFonts w:ascii="Pochaevsk" w:hAnsi="Pochaevsk"/>
-          <w:color w:val="202122"/>
-        </w:rPr>
-        <w:t>́</w:t>
-      </w:r>
-      <w:r>
-        <w:rPr>
-          <w:rFonts w:ascii="Pochaevsk" w:hAnsi="Pochaevsk" w:cs="Cambria"/>
-          <w:color w:val="202122"/>
-        </w:rPr>
-        <w:t>юща</w:t>
-      </w:r>
-      <w:r>
-        <w:rPr>
-          <w:rFonts w:ascii="Pochaevsk" w:hAnsi="Pochaevsk"/>
-          <w:color w:val="202122"/>
-        </w:rPr>
-        <w:t>.</w:t>
-      </w:r>
-      <w:r>
-        <w:rPr>
-          <w:rFonts w:ascii="Pochaevsk" w:hAnsi="Pochaevsk" w:cs="Cambria"/>
-          <w:color w:val="202122"/>
-        </w:rPr>
-        <w:t> </w:t>
-      </w:r>
-      <w:r>
-        <w:rPr>
-          <w:rStyle w:val="smaller"/>
-          <w:rFonts w:ascii="Pochaevsk" w:hAnsi="Pochaevsk"/>
-          <w:color w:val="B22222"/>
-        </w:rPr>
-        <w:t>ѕ҃і</w:t>
-      </w:r>
-      <w:r>
-        <w:rPr>
-          <w:rFonts w:ascii="Pochaevsk" w:hAnsi="Pochaevsk"/>
-          <w:color w:val="202122"/>
-        </w:rPr>
-        <w:t xml:space="preserve"> Ѡ҆ се́мъ позна́хомъ любо́вь, </w:t>
-      </w:r>
-      <w:r>
-        <w:rPr>
-          <w:rFonts w:ascii="Pochaevsk" w:hAnsi="Pochaevsk" w:cs="Segoe UI"/>
-          <w:color w:val="202122"/>
-        </w:rPr>
-        <w:t>ꙗ</w:t>
-      </w:r>
-      <w:r>
-        <w:rPr>
-          <w:rFonts w:ascii="Pochaevsk" w:hAnsi="Pochaevsk" w:cs="Cambria"/>
-          <w:color w:val="202122"/>
-        </w:rPr>
-        <w:t>҆</w:t>
-      </w:r>
-      <w:r>
-        <w:rPr>
-          <w:rFonts w:ascii="Pochaevsk" w:hAnsi="Pochaevsk"/>
-          <w:color w:val="202122"/>
-        </w:rPr>
-        <w:t>́</w:t>
-      </w:r>
-      <w:r>
-        <w:rPr>
-          <w:rFonts w:ascii="Pochaevsk" w:hAnsi="Pochaevsk" w:cs="Cambria"/>
-          <w:color w:val="202122"/>
-        </w:rPr>
-        <w:t>кѡ</w:t>
-      </w:r>
-      <w:r>
-        <w:rPr>
-          <w:rFonts w:ascii="Pochaevsk" w:hAnsi="Pochaevsk"/>
-          <w:color w:val="202122"/>
-        </w:rPr>
-        <w:t xml:space="preserve"> </w:t>
-      </w:r>
-      <w:r>
-        <w:rPr>
-          <w:rFonts w:ascii="Pochaevsk" w:hAnsi="Pochaevsk" w:cs="Cambria"/>
-          <w:color w:val="202122"/>
-        </w:rPr>
-        <w:t>ѻ҆</w:t>
-      </w:r>
-      <w:r>
-        <w:rPr>
-          <w:rFonts w:ascii="Pochaevsk" w:hAnsi="Pochaevsk"/>
-          <w:color w:val="202122"/>
-        </w:rPr>
-        <w:t>́</w:t>
-      </w:r>
-      <w:r>
-        <w:rPr>
-          <w:rFonts w:ascii="Pochaevsk" w:hAnsi="Pochaevsk" w:cs="Cambria"/>
-          <w:color w:val="202122"/>
-        </w:rPr>
-        <w:t>нъ</w:t>
-      </w:r>
-      <w:r>
-        <w:rPr>
-          <w:rFonts w:ascii="Pochaevsk" w:hAnsi="Pochaevsk"/>
-          <w:color w:val="202122"/>
-        </w:rPr>
-        <w:t xml:space="preserve"> </w:t>
-      </w:r>
-      <w:r>
-        <w:rPr>
-          <w:rFonts w:ascii="Pochaevsk" w:hAnsi="Pochaevsk" w:cs="Cambria"/>
-          <w:color w:val="202122"/>
-        </w:rPr>
-        <w:t>по</w:t>
-      </w:r>
-      <w:r>
-        <w:rPr>
-          <w:rFonts w:ascii="Pochaevsk" w:hAnsi="Pochaevsk"/>
-          <w:color w:val="202122"/>
-        </w:rPr>
-        <w:t xml:space="preserve"> </w:t>
-      </w:r>
-      <w:r>
-        <w:rPr>
-          <w:rFonts w:ascii="Pochaevsk" w:hAnsi="Pochaevsk" w:cs="Cambria"/>
-          <w:color w:val="202122"/>
-        </w:rPr>
-        <w:t>на</w:t>
-      </w:r>
-      <w:r>
-        <w:rPr>
-          <w:rFonts w:ascii="Pochaevsk" w:hAnsi="Pochaevsk"/>
-          <w:color w:val="202122"/>
-        </w:rPr>
-        <w:t>́</w:t>
-      </w:r>
-      <w:r>
-        <w:rPr>
-          <w:rFonts w:ascii="Pochaevsk" w:hAnsi="Pochaevsk" w:cs="Cambria"/>
-          <w:color w:val="202122"/>
-        </w:rPr>
-        <w:t>съ</w:t>
-      </w:r>
-      <w:r>
-        <w:rPr>
-          <w:rFonts w:ascii="Pochaevsk" w:hAnsi="Pochaevsk"/>
-          <w:color w:val="202122"/>
-        </w:rPr>
-        <w:t xml:space="preserve"> </w:t>
-      </w:r>
-      <w:r>
-        <w:rPr>
-          <w:rFonts w:ascii="Pochaevsk" w:hAnsi="Pochaevsk" w:cs="Cambria"/>
-          <w:color w:val="202122"/>
-        </w:rPr>
-        <w:t>дш҃</w:t>
-      </w:r>
-      <w:r>
-        <w:rPr>
-          <w:rFonts w:ascii="Pochaevsk" w:hAnsi="Pochaevsk" w:cs="Segoe UI"/>
-          <w:color w:val="202122"/>
-        </w:rPr>
-        <w:t>ꙋ</w:t>
-      </w:r>
-      <w:r>
-        <w:rPr>
-          <w:rFonts w:ascii="Pochaevsk" w:hAnsi="Pochaevsk"/>
-          <w:color w:val="202122"/>
-        </w:rPr>
-        <w:t xml:space="preserve"> </w:t>
-      </w:r>
-      <w:r>
-        <w:rPr>
-          <w:rFonts w:ascii="Pochaevsk" w:hAnsi="Pochaevsk" w:cs="Cambria"/>
-          <w:color w:val="202122"/>
-        </w:rPr>
         <w:t>свою</w:t>
       </w:r>
       <w:r>
@@ -23259,7 +23287,6 @@
           <w:rFonts w:ascii="Pochaevsk" w:hAnsi="Pochaevsk" w:cs="Cambria"/>
           <w:color w:val="202122"/>
         </w:rPr>
-        <w:lastRenderedPageBreak/>
         <w:t>на</w:t>
       </w:r>
       <w:r>
@@ -23921,6 +23948,7 @@
           <w:szCs w:val="32"/>
           <w:u w:val="single" w:color="FF0000"/>
         </w:rPr>
+        <w:lastRenderedPageBreak/>
         <w:t xml:space="preserve">Глава̀ </w:t>
       </w:r>
       <w:r>
